--- a/tillsyn/S 346-2026 tillsynsbegäran.docx
+++ b/tillsyn/S 346-2026 tillsynsbegäran.docx
@@ -479,7 +479,7 @@
     <w:r>
       <w:tab/>
       <w:tab/>
-      <w:t>2026-07-13</w:t>
+      <w:t>2026-07-14</w:t>
       <w:br/>
       <w:br/>
     </w:r>

--- a/tillsyn/S 346-2026 tillsynsbegäran.docx
+++ b/tillsyn/S 346-2026 tillsynsbegäran.docx
@@ -479,7 +479,7 @@
     <w:r>
       <w:tab/>
       <w:tab/>
-      <w:t>2026-07-14</w:t>
+      <w:t>2026-07-15</w:t>
       <w:br/>
       <w:br/>
     </w:r>

--- a/tillsyn/S 346-2026 tillsynsbegäran.docx
+++ b/tillsyn/S 346-2026 tillsynsbegäran.docx
@@ -479,7 +479,7 @@
     <w:r>
       <w:tab/>
       <w:tab/>
-      <w:t>2026-07-15</w:t>
+      <w:t>2026-07-16</w:t>
       <w:br/>
       <w:br/>
     </w:r>

--- a/tillsyn/S 346-2026 tillsynsbegäran.docx
+++ b/tillsyn/S 346-2026 tillsynsbegäran.docx
@@ -479,7 +479,7 @@
     <w:r>
       <w:tab/>
       <w:tab/>
-      <w:t>2026-07-16</w:t>
+      <w:t>2026-07-17</w:t>
       <w:br/>
       <w:br/>
     </w:r>

--- a/tillsyn/S 346-2026 tillsynsbegäran.docx
+++ b/tillsyn/S 346-2026 tillsynsbegäran.docx
@@ -479,7 +479,7 @@
     <w:r>
       <w:tab/>
       <w:tab/>
-      <w:t>2026-07-17</w:t>
+      <w:t>2026-07-18</w:t>
       <w:br/>
       <w:br/>
     </w:r>

--- a/tillsyn/S 346-2026 tillsynsbegäran.docx
+++ b/tillsyn/S 346-2026 tillsynsbegäran.docx
@@ -479,7 +479,7 @@
     <w:r>
       <w:tab/>
       <w:tab/>
-      <w:t>2026-07-18</w:t>
+      <w:t>2026-07-19</w:t>
       <w:br/>
       <w:br/>
     </w:r>

--- a/tillsyn/S 346-2026 tillsynsbegäran.docx
+++ b/tillsyn/S 346-2026 tillsynsbegäran.docx
@@ -479,7 +479,7 @@
     <w:r>
       <w:tab/>
       <w:tab/>
-      <w:t>2026-07-19</w:t>
+      <w:t>2026-07-20</w:t>
       <w:br/>
       <w:br/>
     </w:r>

--- a/tillsyn/S 346-2026 tillsynsbegäran.docx
+++ b/tillsyn/S 346-2026 tillsynsbegäran.docx
@@ -479,7 +479,7 @@
     <w:r>
       <w:tab/>
       <w:tab/>
-      <w:t>2026-07-20</w:t>
+      <w:t>2026-07-21</w:t>
       <w:br/>
       <w:br/>
     </w:r>

--- a/tillsyn/S 346-2026 tillsynsbegäran.docx
+++ b/tillsyn/S 346-2026 tillsynsbegäran.docx
@@ -479,7 +479,7 @@
     <w:r>
       <w:tab/>
       <w:tab/>
-      <w:t>2026-07-21</w:t>
+      <w:t>2026-07-22</w:t>
       <w:br/>
       <w:br/>
     </w:r>

--- a/tillsyn/S 346-2026 tillsynsbegäran.docx
+++ b/tillsyn/S 346-2026 tillsynsbegäran.docx
@@ -479,7 +479,7 @@
     <w:r>
       <w:tab/>
       <w:tab/>
-      <w:t>2026-07-22</w:t>
+      <w:t>2026-07-23</w:t>
       <w:br/>
       <w:br/>
     </w:r>

--- a/tillsyn/S 346-2026 tillsynsbegäran.docx
+++ b/tillsyn/S 346-2026 tillsynsbegäran.docx
@@ -479,7 +479,7 @@
     <w:r>
       <w:tab/>
       <w:tab/>
-      <w:t>2026-07-23</w:t>
+      <w:t>2026-07-24</w:t>
       <w:br/>
       <w:br/>
     </w:r>

--- a/tillsyn/S 346-2026 tillsynsbegäran.docx
+++ b/tillsyn/S 346-2026 tillsynsbegäran.docx
@@ -479,7 +479,7 @@
     <w:r>
       <w:tab/>
       <w:tab/>
-      <w:t>2026-07-24</w:t>
+      <w:t>2026-07-25</w:t>
       <w:br/>
       <w:br/>
     </w:r>

--- a/tillsyn/S 346-2026 tillsynsbegäran.docx
+++ b/tillsyn/S 346-2026 tillsynsbegäran.docx
@@ -479,7 +479,7 @@
     <w:r>
       <w:tab/>
       <w:tab/>
-      <w:t>2026-07-25</w:t>
+      <w:t>2026-07-26</w:t>
       <w:br/>
       <w:br/>
     </w:r>

--- a/tillsyn/S 346-2026 tillsynsbegäran.docx
+++ b/tillsyn/S 346-2026 tillsynsbegäran.docx
@@ -479,7 +479,7 @@
     <w:r>
       <w:tab/>
       <w:tab/>
-      <w:t>2026-07-26</w:t>
+      <w:t>2026-07-27</w:t>
       <w:br/>
       <w:br/>
     </w:r>

--- a/tillsyn/S 346-2026 tillsynsbegäran.docx
+++ b/tillsyn/S 346-2026 tillsynsbegäran.docx
@@ -479,7 +479,7 @@
     <w:r>
       <w:tab/>
       <w:tab/>
-      <w:t>2026-07-27</w:t>
+      <w:t>2026-07-28</w:t>
       <w:br/>
       <w:br/>
     </w:r>

--- a/tillsyn/S 346-2026 tillsynsbegäran.docx
+++ b/tillsyn/S 346-2026 tillsynsbegäran.docx
@@ -479,7 +479,7 @@
     <w:r>
       <w:tab/>
       <w:tab/>
-      <w:t>2026-07-28</w:t>
+      <w:t>2026-07-29</w:t>
       <w:br/>
       <w:br/>
     </w:r>

--- a/tillsyn/S 346-2026 tillsynsbegäran.docx
+++ b/tillsyn/S 346-2026 tillsynsbegäran.docx
@@ -479,7 +479,7 @@
     <w:r>
       <w:tab/>
       <w:tab/>
-      <w:t>2026-07-29</w:t>
+      <w:t>2026-07-30</w:t>
       <w:br/>
       <w:br/>
     </w:r>

--- a/tillsyn/S 346-2026 tillsynsbegäran.docx
+++ b/tillsyn/S 346-2026 tillsynsbegäran.docx
@@ -479,7 +479,7 @@
     <w:r>
       <w:tab/>
       <w:tab/>
-      <w:t>2026-07-30</w:t>
+      <w:t>2026-07-31</w:t>
       <w:br/>
       <w:br/>
     </w:r>

--- a/tillsyn/S 346-2026 tillsynsbegäran.docx
+++ b/tillsyn/S 346-2026 tillsynsbegäran.docx
@@ -479,7 +479,7 @@
     <w:r>
       <w:tab/>
       <w:tab/>
-      <w:t>2026-07-31</w:t>
+      <w:t>2026-08-01</w:t>
       <w:br/>
       <w:br/>
     </w:r>

--- a/tillsyn/S 346-2026 tillsynsbegäran.docx
+++ b/tillsyn/S 346-2026 tillsynsbegäran.docx
@@ -65,7 +65,7 @@
     </w:p>
     <w:p>
       <w:r>
-        <w:t>I och inom 25 meter från samrådsanmälan finns fynd av 5 naturvårdsarter, varav 2 är rödlistade, 4 är fridlysta och 2 är typiska (T): myskmåra (NT, T), nordfladdermus (NT, §4a), tjäder (T, §4), orre (§4) och vattenfladdermus (§4a). Se Figur 1.</w:t>
+        <w:t>I och inom 25 meter från samrådsanmälan finns fynd av 6 naturvårdsarter, varav 3 är rödlistade, 4 är fridlysta och 3 är typiska (T): myskmåra (NT, T), nordfladdermus (NT, §4a), vårärt (NT, T), tjäder (T, §4), orre (§4) och vattenfladdermus (§4a). Se Figur 1.</w:t>
       </w:r>
     </w:p>
     <w:p>
@@ -128,6 +128,35 @@
       </w:r>
       <w:r>
         <w:t xml:space="preserve"> omfattas av bilaga 4 EU:s art- och habitatdirektiv vilket innebär ett strikt skydd där arten och dess livsmiljöer ska bevaras. Nordfladdermus föredrar variationsrik skog med förekomst av sjöar, vattendrag och våtmarker och hittas framförallt i halvöppna miljöer som trädbärande beteshagar och i kantzoner mellan skog och odlingsmark. Den undviker stora öppna områden som stora hyggen och större sammanhängande planteringar vilket minskar längden bryn och landskapets heterogenitet och därmed födotillgången och mängden lämpliga jaktplatser. Skogsbruksåtgärder som leder till minskad förekomst av äldre, gles skog och då särskilt tillgång på hålträd och träd med löst sittande bark kan leda till brist på koloniplatser och viloplatser. Nordfladdermus har minskat med 27,5 (5–50) % under de senaste 21 åren och minskningstakten för den svenska populationen bedöms vara nära gränsvärdet för Sårbar (VU). (A2bc) (SLU Artdatabanken, 2024; Skogsstyrelsen, 2016).</w:t>
+      </w:r>
+    </w:p>
+    <w:p>
+      <w:r>
+        <w:rPr>
+          <w:b/>
+        </w:rPr>
+        <w:t>Vårärt (NT)</w:t>
+      </w:r>
+      <w:r>
+        <w:t xml:space="preserve"> är en kalkgynnad mullväxt som är knuten till rik lundartad vegetation och har sin huvudsakliga förekomst i sydliga kalklövskogar, lövängen och hässlen. Den har även viktiga förekomster av reliktkaraktär i örtrika kalkgranskogar på frisk eller något fuktig mark i mellersta Sverige. Vårärt är en extra betydelsefull signalart i boreala och boreonemorala kalkgranskogar, då dessa förekomster nu är starkt fragmenterade och troligen visar på en flertusenårig ekologisk kontinuitet där spridning och etablering kan ha skett under postglaciala värmetiden. Arten tål inte dagens storskaliga skogsbruksmetoder och den kommer in på rödlistan för första gången 2025 till följd av en kraftig minskning (&gt;50%) i Riksskogstaxeringens data. Vårärt är typisk art för </w:t>
+      </w:r>
+      <w:r>
+        <w:rPr>
+          <w:i/>
+        </w:rPr>
+        <w:t xml:space="preserve">9050 Näringsrik granskog, 9020 Nordlig ädellövskog, 9160 Näringsrik ekskog </w:t>
+      </w:r>
+      <w:r>
+        <w:t xml:space="preserve">och </w:t>
+      </w:r>
+      <w:r>
+        <w:rPr>
+          <w:i/>
+        </w:rPr>
+        <w:t>9180 Ädellövskog i branter</w:t>
+      </w:r>
+      <w:r>
+        <w:t xml:space="preserve"> (Nitare &amp; Skogsstyrelsen, 2019; SLU Artdatabanken, 2026).</w:t>
       </w:r>
     </w:p>
     <w:p>
@@ -479,7 +508,7 @@
     <w:r>
       <w:tab/>
       <w:tab/>
-      <w:t>2026-08-01</w:t>
+      <w:t>2026-08-02</w:t>
       <w:br/>
       <w:br/>
     </w:r>

--- a/tillsyn/S 346-2026 tillsynsbegäran.docx
+++ b/tillsyn/S 346-2026 tillsynsbegäran.docx
@@ -508,7 +508,7 @@
     <w:r>
       <w:tab/>
       <w:tab/>
-      <w:t>2026-08-02</w:t>
+      <w:t>2026-08-03</w:t>
       <w:br/>
       <w:br/>
     </w:r>

--- a/tillsyn/S 346-2026 tillsynsbegäran.docx
+++ b/tillsyn/S 346-2026 tillsynsbegäran.docx
@@ -508,7 +508,7 @@
     <w:r>
       <w:tab/>
       <w:tab/>
-      <w:t>2026-08-03</w:t>
+      <w:t>2026-08-05</w:t>
       <w:br/>
       <w:br/>
     </w:r>

--- a/tillsyn/S 346-2026 tillsynsbegäran.docx
+++ b/tillsyn/S 346-2026 tillsynsbegäran.docx
@@ -508,7 +508,7 @@
     <w:r>
       <w:tab/>
       <w:tab/>
-      <w:t>2026-08-05</w:t>
+      <w:t>2026-08-07</w:t>
       <w:br/>
       <w:br/>
     </w:r>

--- a/tillsyn/S 346-2026 tillsynsbegäran.docx
+++ b/tillsyn/S 346-2026 tillsynsbegäran.docx
@@ -508,7 +508,7 @@
     <w:r>
       <w:tab/>
       <w:tab/>
-      <w:t>2026-08-07</w:t>
+      <w:t>2026-08-08</w:t>
       <w:br/>
       <w:br/>
     </w:r>

--- a/tillsyn/S 346-2026 tillsynsbegäran.docx
+++ b/tillsyn/S 346-2026 tillsynsbegäran.docx
@@ -60,7 +60,7 @@
         <w:spacing w:after="240"/>
       </w:pPr>
       <w:r>
-        <w:t>Figur 1. Fyndplatser för naturvårdsarter i och inom 25 meter från samrådsanmälan. Markörer utan svart kant är placerade på fyndplatsen. Markörer med svart kant är placerade vid sidan av fyndplatsen har ett svart streck som visar fyndplatsens exakta position. Kartans mittpunktskoordinat är N 6715639, E 563379 i SWEREF 99 TM.</w:t>
+        <w:t>Figur 1. Fyndplatser för naturvårdsarter i och inom 25 meter från samrådsanmälan. Markörer utan svart kant är placerade på fyndplatsen. Markörer med svart kant är placerade vid sidan av fyndplatsen och har ett svart streck som visar fyndplatsens exakta position. Kartans mittpunktskoordinat är N 6715639, E 563379 i SWEREF 99 TM.</w:t>
       </w:r>
     </w:p>
     <w:p>
@@ -508,7 +508,7 @@
     <w:r>
       <w:tab/>
       <w:tab/>
-      <w:t>2026-08-14</w:t>
+      <w:t>2026-08-15</w:t>
       <w:br/>
       <w:br/>
     </w:r>

--- a/tillsyn/S 346-2026 tillsynsbegäran.docx
+++ b/tillsyn/S 346-2026 tillsynsbegäran.docx
@@ -508,7 +508,7 @@
     <w:r>
       <w:tab/>
       <w:tab/>
-      <w:t>2026-08-15</w:t>
+      <w:t>2026-08-16</w:t>
       <w:br/>
       <w:br/>
     </w:r>

--- a/tillsyn/S 346-2026 tillsynsbegäran.docx
+++ b/tillsyn/S 346-2026 tillsynsbegäran.docx
@@ -508,7 +508,7 @@
     <w:r>
       <w:tab/>
       <w:tab/>
-      <w:t>2026-08-16</w:t>
+      <w:t>2026-08-17</w:t>
       <w:br/>
       <w:br/>
     </w:r>

--- a/tillsyn/S 346-2026 tillsynsbegäran.docx
+++ b/tillsyn/S 346-2026 tillsynsbegäran.docx
@@ -508,7 +508,7 @@
     <w:r>
       <w:tab/>
       <w:tab/>
-      <w:t>2026-08-17</w:t>
+      <w:t>2026-08-18</w:t>
       <w:br/>
       <w:br/>
     </w:r>

--- a/tillsyn/S 346-2026 tillsynsbegäran.docx
+++ b/tillsyn/S 346-2026 tillsynsbegäran.docx
@@ -508,7 +508,7 @@
     <w:r>
       <w:tab/>
       <w:tab/>
-      <w:t>2026-08-18</w:t>
+      <w:t>2026-08-19</w:t>
       <w:br/>
       <w:br/>
     </w:r>

--- a/tillsyn/S 346-2026 tillsynsbegäran.docx
+++ b/tillsyn/S 346-2026 tillsynsbegäran.docx
@@ -508,7 +508,7 @@
     <w:r>
       <w:tab/>
       <w:tab/>
-      <w:t>2026-08-19</w:t>
+      <w:t>2026-08-20</w:t>
       <w:br/>
       <w:br/>
     </w:r>

--- a/tillsyn/S 346-2026 tillsynsbegäran.docx
+++ b/tillsyn/S 346-2026 tillsynsbegäran.docx
@@ -508,7 +508,7 @@
     <w:r>
       <w:tab/>
       <w:tab/>
-      <w:t>2026-08-20</w:t>
+      <w:t>2026-08-21</w:t>
       <w:br/>
       <w:br/>
     </w:r>

--- a/tillsyn/S 346-2026 tillsynsbegäran.docx
+++ b/tillsyn/S 346-2026 tillsynsbegäran.docx
@@ -508,7 +508,7 @@
     <w:r>
       <w:tab/>
       <w:tab/>
-      <w:t>2026-08-21</w:t>
+      <w:t>2026-08-22</w:t>
       <w:br/>
       <w:br/>
     </w:r>

--- a/tillsyn/S 346-2026 tillsynsbegäran.docx
+++ b/tillsyn/S 346-2026 tillsynsbegäran.docx
@@ -508,7 +508,7 @@
     <w:r>
       <w:tab/>
       <w:tab/>
-      <w:t>2026-08-22</w:t>
+      <w:t>2026-08-23</w:t>
       <w:br/>
       <w:br/>
     </w:r>

--- a/tillsyn/S 346-2026 tillsynsbegäran.docx
+++ b/tillsyn/S 346-2026 tillsynsbegäran.docx
@@ -508,7 +508,7 @@
     <w:r>
       <w:tab/>
       <w:tab/>
-      <w:t>2026-08-23</w:t>
+      <w:t>2026-08-24</w:t>
       <w:br/>
       <w:br/>
     </w:r>

--- a/tillsyn/S 346-2026 tillsynsbegäran.docx
+++ b/tillsyn/S 346-2026 tillsynsbegäran.docx
@@ -508,7 +508,7 @@
     <w:r>
       <w:tab/>
       <w:tab/>
-      <w:t>2026-08-24</w:t>
+      <w:t>2026-08-25</w:t>
       <w:br/>
       <w:br/>
     </w:r>

--- a/tillsyn/S 346-2026 tillsynsbegäran.docx
+++ b/tillsyn/S 346-2026 tillsynsbegäran.docx
@@ -508,7 +508,7 @@
     <w:r>
       <w:tab/>
       <w:tab/>
-      <w:t>2026-08-25</w:t>
+      <w:t>2026-08-26</w:t>
       <w:br/>
       <w:br/>
     </w:r>

--- a/tillsyn/S 346-2026 tillsynsbegäran.docx
+++ b/tillsyn/S 346-2026 tillsynsbegäran.docx
@@ -508,7 +508,7 @@
     <w:r>
       <w:tab/>
       <w:tab/>
-      <w:t>2026-08-26</w:t>
+      <w:t>2026-08-27</w:t>
       <w:br/>
       <w:br/>
     </w:r>

--- a/tillsyn/S 346-2026 tillsynsbegäran.docx
+++ b/tillsyn/S 346-2026 tillsynsbegäran.docx
@@ -508,7 +508,7 @@
     <w:r>
       <w:tab/>
       <w:tab/>
-      <w:t>2026-08-27</w:t>
+      <w:t>2026-08-28</w:t>
       <w:br/>
       <w:br/>
     </w:r>

--- a/tillsyn/S 346-2026 tillsynsbegäran.docx
+++ b/tillsyn/S 346-2026 tillsynsbegäran.docx
@@ -508,7 +508,7 @@
     <w:r>
       <w:tab/>
       <w:tab/>
-      <w:t>2026-08-28</w:t>
+      <w:t>2026-08-29</w:t>
       <w:br/>
       <w:br/>
     </w:r>

--- a/tillsyn/S 346-2026 tillsynsbegäran.docx
+++ b/tillsyn/S 346-2026 tillsynsbegäran.docx
@@ -508,7 +508,7 @@
     <w:r>
       <w:tab/>
       <w:tab/>
-      <w:t>2026-08-29</w:t>
+      <w:t>2026-08-31</w:t>
       <w:br/>
       <w:br/>
     </w:r>

--- a/tillsyn/S 346-2026 tillsynsbegäran.docx
+++ b/tillsyn/S 346-2026 tillsynsbegäran.docx
@@ -508,7 +508,7 @@
     <w:r>
       <w:tab/>
       <w:tab/>
-      <w:t>2026-08-31</w:t>
+      <w:t>2026-09-01</w:t>
       <w:br/>
       <w:br/>
     </w:r>

--- a/tillsyn/S 346-2026 tillsynsbegäran.docx
+++ b/tillsyn/S 346-2026 tillsynsbegäran.docx
@@ -508,7 +508,7 @@
     <w:r>
       <w:tab/>
       <w:tab/>
-      <w:t>2026-09-01</w:t>
+      <w:t>2026-09-02</w:t>
       <w:br/>
       <w:br/>
     </w:r>

--- a/tillsyn/S 346-2026 tillsynsbegäran.docx
+++ b/tillsyn/S 346-2026 tillsynsbegäran.docx
@@ -508,7 +508,7 @@
     <w:r>
       <w:tab/>
       <w:tab/>
-      <w:t>2026-09-02</w:t>
+      <w:t>2026-09-03</w:t>
       <w:br/>
       <w:br/>
     </w:r>

--- a/tillsyn/S 346-2026 tillsynsbegäran.docx
+++ b/tillsyn/S 346-2026 tillsynsbegäran.docx
@@ -508,7 +508,7 @@
     <w:r>
       <w:tab/>
       <w:tab/>
-      <w:t>2026-09-03</w:t>
+      <w:t>2026-09-04</w:t>
       <w:br/>
       <w:br/>
     </w:r>

--- a/tillsyn/S 346-2026 tillsynsbegäran.docx
+++ b/tillsyn/S 346-2026 tillsynsbegäran.docx
@@ -508,7 +508,7 @@
     <w:r>
       <w:tab/>
       <w:tab/>
-      <w:t>2026-09-04</w:t>
+      <w:t>2026-09-05</w:t>
       <w:br/>
       <w:br/>
     </w:r>

--- a/tillsyn/S 346-2026 tillsynsbegäran.docx
+++ b/tillsyn/S 346-2026 tillsynsbegäran.docx
@@ -508,7 +508,7 @@
     <w:r>
       <w:tab/>
       <w:tab/>
-      <w:t>2026-09-05</w:t>
+      <w:t>2026-09-06</w:t>
       <w:br/>
       <w:br/>
     </w:r>

--- a/tillsyn/S 346-2026 tillsynsbegäran.docx
+++ b/tillsyn/S 346-2026 tillsynsbegäran.docx
@@ -508,7 +508,7 @@
     <w:r>
       <w:tab/>
       <w:tab/>
-      <w:t>2026-09-06</w:t>
+      <w:t>2026-09-07</w:t>
       <w:br/>
       <w:br/>
     </w:r>

--- a/tillsyn/S 346-2026 tillsynsbegäran.docx
+++ b/tillsyn/S 346-2026 tillsynsbegäran.docx
@@ -508,7 +508,7 @@
     <w:r>
       <w:tab/>
       <w:tab/>
-      <w:t>2026-09-07</w:t>
+      <w:t>2026-09-08</w:t>
       <w:br/>
       <w:br/>
     </w:r>

--- a/tillsyn/S 346-2026 tillsynsbegäran.docx
+++ b/tillsyn/S 346-2026 tillsynsbegäran.docx
@@ -508,7 +508,7 @@
     <w:r>
       <w:tab/>
       <w:tab/>
-      <w:t>2026-09-08</w:t>
+      <w:t>2026-09-09</w:t>
       <w:br/>
       <w:br/>
     </w:r>

--- a/tillsyn/S 346-2026 tillsynsbegäran.docx
+++ b/tillsyn/S 346-2026 tillsynsbegäran.docx
@@ -508,7 +508,7 @@
     <w:r>
       <w:tab/>
       <w:tab/>
-      <w:t>2026-09-09</w:t>
+      <w:t>2026-09-10</w:t>
       <w:br/>
       <w:br/>
     </w:r>

--- a/tillsyn/S 346-2026 tillsynsbegäran.docx
+++ b/tillsyn/S 346-2026 tillsynsbegäran.docx
@@ -508,7 +508,7 @@
     <w:r>
       <w:tab/>
       <w:tab/>
-      <w:t>2026-09-10</w:t>
+      <w:t>2026-09-11</w:t>
       <w:br/>
       <w:br/>
     </w:r>

--- a/tillsyn/S 346-2026 tillsynsbegäran.docx
+++ b/tillsyn/S 346-2026 tillsynsbegäran.docx
@@ -508,7 +508,7 @@
     <w:r>
       <w:tab/>
       <w:tab/>
-      <w:t>2026-09-11</w:t>
+      <w:t>2026-09-12</w:t>
       <w:br/>
       <w:br/>
     </w:r>
